--- a/Fall 2025/Controls Lab/Lab 1/Lab1.docx
+++ b/Fall 2025/Controls Lab/Lab 1/Lab1.docx
@@ -1067,14 +1067,12 @@
         </w:rPr>
         <w:t xml:space="preserve"> The poles of a transfer function are where the denominator is equal to zero. In this case there will be two poles because the denominator is a </w:t>
       </w:r>
-      <w:proofErr w:type="gramStart"/>
-      <w:r>
-        <w:rPr>
-          <w:color w:val="000000" w:themeColor="text1"/>
-        </w:rPr>
-        <w:t>second degree</w:t>
-      </w:r>
-      <w:proofErr w:type="gramEnd"/>
+      <w:r>
+        <w:rPr>
+          <w:color w:val="000000" w:themeColor="text1"/>
+        </w:rPr>
+        <w:t>second-degree</w:t>
+      </w:r>
       <w:r>
         <w:rPr>
           <w:color w:val="000000" w:themeColor="text1"/>
@@ -1411,14 +1409,12 @@
         </w:rPr>
         <w:t xml:space="preserve">Over our test band, the electrical time constant is much smaller than the mechanical one, so we </w:t>
       </w:r>
-      <w:proofErr w:type="gramStart"/>
-      <w:r>
-        <w:rPr>
-          <w:color w:val="000000" w:themeColor="text1"/>
-        </w:rPr>
-        <w:t>can  neglect</w:t>
-      </w:r>
-      <w:proofErr w:type="gramEnd"/>
+      <w:r>
+        <w:rPr>
+          <w:color w:val="000000" w:themeColor="text1"/>
+        </w:rPr>
+        <w:t>can neglect</w:t>
+      </w:r>
       <w:r>
         <w:rPr>
           <w:color w:val="000000" w:themeColor="text1"/>
@@ -1429,7 +1425,19 @@
         <w:rPr>
           <w:color w:val="000000" w:themeColor="text1"/>
         </w:rPr>
-        <w:t xml:space="preserve">This turns our transfer function into a first order transfer function </w:t>
+        <w:t>This turns our transfer function into a first</w:t>
+      </w:r>
+      <w:r>
+        <w:rPr>
+          <w:color w:val="000000" w:themeColor="text1"/>
+        </w:rPr>
+        <w:t>-</w:t>
+      </w:r>
+      <w:r>
+        <w:rPr>
+          <w:color w:val="000000" w:themeColor="text1"/>
+        </w:rPr>
+        <w:t xml:space="preserve">order transfer function </w:t>
       </w:r>
       <w:r>
         <w:rPr>
@@ -1459,7 +1467,19 @@
         <w:rPr>
           <w:color w:val="000000" w:themeColor="text1"/>
         </w:rPr>
-        <w:t xml:space="preserve"> The first order system can be expressed with </w:t>
+        <w:t xml:space="preserve"> The first</w:t>
+      </w:r>
+      <w:r>
+        <w:rPr>
+          <w:color w:val="000000" w:themeColor="text1"/>
+        </w:rPr>
+        <w:t>-</w:t>
+      </w:r>
+      <w:r>
+        <w:rPr>
+          <w:color w:val="000000" w:themeColor="text1"/>
+        </w:rPr>
+        <w:t xml:space="preserve">order system can be expressed with </w:t>
       </w:r>
       <w:r>
         <w:rPr>
@@ -1503,14 +1523,12 @@
         </w:rPr>
         <w:t xml:space="preserve"> There will be only one pole in this first order </w:t>
       </w:r>
-      <w:proofErr w:type="gramStart"/>
-      <w:r>
-        <w:rPr>
-          <w:color w:val="000000" w:themeColor="text1"/>
-        </w:rPr>
-        <w:t>approximation</w:t>
-      </w:r>
-      <w:proofErr w:type="gramEnd"/>
+      <w:r>
+        <w:rPr>
+          <w:color w:val="000000" w:themeColor="text1"/>
+        </w:rPr>
+        <w:t>approximation,</w:t>
+      </w:r>
       <w:r>
         <w:rPr>
           <w:color w:val="000000" w:themeColor="text1"/>
@@ -2308,14 +2326,12 @@
         </w:rPr>
         <w:t xml:space="preserve"> The shaft angle was measured with a quadrature </w:t>
       </w:r>
-      <w:proofErr w:type="gramStart"/>
-      <w:r>
-        <w:rPr>
-          <w:color w:val="000000" w:themeColor="text1"/>
-        </w:rPr>
-        <w:t>encoder</w:t>
-      </w:r>
-      <w:proofErr w:type="gramEnd"/>
+      <w:r>
+        <w:rPr>
+          <w:color w:val="000000" w:themeColor="text1"/>
+        </w:rPr>
+        <w:t>encoder,</w:t>
+      </w:r>
       <w:r>
         <w:rPr>
           <w:color w:val="000000" w:themeColor="text1"/>
@@ -2441,19 +2457,29 @@
         </w:rPr>
         <w:t xml:space="preserve">xcel sheet and generating </w:t>
       </w:r>
-      <w:proofErr w:type="gramStart"/>
-      <w:r>
-        <w:rPr>
-          <w:color w:val="000000" w:themeColor="text1"/>
-        </w:rPr>
-        <w:t>all of</w:t>
-      </w:r>
-      <w:proofErr w:type="gramEnd"/>
-      <w:r>
-        <w:rPr>
-          <w:color w:val="000000" w:themeColor="text1"/>
-        </w:rPr>
-        <w:t xml:space="preserve"> desired values. The code converts the command to voltage, segments the long sine-sweep file into frequency segments, fits sinusoids to input and output at each block’s test frequency, assembles the Bode plots, detected step transitions in the square-wave file, and computes the gain/time constants. </w:t>
+      <w:r>
+        <w:rPr>
+          <w:color w:val="000000" w:themeColor="text1"/>
+        </w:rPr>
+        <w:t>all</w:t>
+      </w:r>
+      <w:r>
+        <w:rPr>
+          <w:color w:val="000000" w:themeColor="text1"/>
+        </w:rPr>
+        <w:t xml:space="preserve"> </w:t>
+      </w:r>
+      <w:r>
+        <w:rPr>
+          <w:color w:val="000000" w:themeColor="text1"/>
+        </w:rPr>
+        <w:t xml:space="preserve">the </w:t>
+      </w:r>
+      <w:r>
+        <w:rPr>
+          <w:color w:val="000000" w:themeColor="text1"/>
+        </w:rPr>
+        <w:t xml:space="preserve">desired values. The code converts the command to voltage, segments the long sine-sweep file into frequency segments, fits sinusoids to input and output at each block’s test frequency, assembles the Bode plots, detected step transitions in the square-wave file, and computes the gain/time constants. </w:t>
       </w:r>
       <w:r>
         <w:rPr>
@@ -2650,14 +2676,12 @@
         </w:rPr>
         <w:t xml:space="preserve"> The code takes </w:t>
       </w:r>
-      <w:proofErr w:type="gramStart"/>
-      <w:r>
-        <w:rPr>
-          <w:color w:val="000000" w:themeColor="text1"/>
-        </w:rPr>
-        <w:t>all of</w:t>
-      </w:r>
-      <w:proofErr w:type="gramEnd"/>
+      <w:r>
+        <w:rPr>
+          <w:color w:val="000000" w:themeColor="text1"/>
+        </w:rPr>
+        <w:t>all</w:t>
+      </w:r>
       <w:r>
         <w:rPr>
           <w:color w:val="000000" w:themeColor="text1"/>
@@ -2860,13 +2884,7 @@
                   <w:rPr>
                     <w:rFonts w:ascii="Cambria Math" w:hAnsi="Cambria Math"/>
                   </w:rPr>
-                  <m:t>=</m:t>
-                </m:r>
-                <m:r>
-                  <w:rPr>
-                    <w:rFonts w:ascii="Cambria Math" w:hAnsi="Cambria Math"/>
-                  </w:rPr>
-                  <m:t>-</m:t>
+                  <m:t>=-</m:t>
                 </m:r>
                 <m:f>
                   <m:fPr>
@@ -5158,10 +5176,7 @@
         <w:pStyle w:val="TableTitle"/>
       </w:pPr>
       <w:r>
-        <w:t>TABLE I</w:t>
-      </w:r>
-      <w:r>
-        <w:t>V</w:t>
+        <w:t>TABLE IV</w:t>
       </w:r>
     </w:p>
     <w:p>
@@ -5404,14 +5419,7 @@
                 <w:sz w:val="16"/>
                 <w:szCs w:val="16"/>
               </w:rPr>
-              <w:t>1.1</w:t>
-            </w:r>
-            <w:r>
-              <w:rPr>
-                <w:sz w:val="16"/>
-                <w:szCs w:val="16"/>
-              </w:rPr>
-              <w:t>3</w:t>
+              <w:t>1.13</w:t>
             </w:r>
           </w:p>
         </w:tc>
@@ -5855,65 +5863,57 @@
           <w:i w:val="0"/>
           <w:iCs w:val="0"/>
         </w:rPr>
-        <w:t xml:space="preserve">The goal of this lab is to see if the motor flywheel system can be approximated as a first order system. </w:t>
-      </w:r>
-      <w:proofErr w:type="gramStart"/>
+        <w:t>The goal of this lab is to see if the motor flywheel system can be approximated as a first</w:t>
+      </w:r>
       <w:r>
         <w:rPr>
           <w:i w:val="0"/>
           <w:iCs w:val="0"/>
         </w:rPr>
-        <w:t>A first</w:t>
-      </w:r>
-      <w:proofErr w:type="gramEnd"/>
+        <w:t>-</w:t>
+      </w:r>
       <w:r>
         <w:rPr>
           <w:i w:val="0"/>
           <w:iCs w:val="0"/>
         </w:rPr>
-        <w:t xml:space="preserve"> order transfer function was generated using two methods. The first method was exciting the system at different frequencies to record the sinusoidal </w:t>
-      </w:r>
-      <w:proofErr w:type="gramStart"/>
+        <w:t>order system. A first</w:t>
+      </w:r>
       <w:r>
         <w:rPr>
           <w:i w:val="0"/>
           <w:iCs w:val="0"/>
         </w:rPr>
-        <w:t>response</w:t>
-      </w:r>
-      <w:proofErr w:type="gramEnd"/>
+        <w:t>-</w:t>
+      </w:r>
       <w:r>
         <w:rPr>
           <w:i w:val="0"/>
           <w:iCs w:val="0"/>
         </w:rPr>
-        <w:t xml:space="preserve"> and the second method was providing a repeated step input to observe the </w:t>
-      </w:r>
-      <w:proofErr w:type="gramStart"/>
+        <w:t xml:space="preserve">order transfer function was generated using two methods. The first method was exciting the system at different frequencies to record the sinusoidal </w:t>
+      </w:r>
       <w:r>
         <w:rPr>
           <w:i w:val="0"/>
           <w:iCs w:val="0"/>
         </w:rPr>
-        <w:t>systems</w:t>
-      </w:r>
-      <w:proofErr w:type="gramEnd"/>
+        <w:t>response,</w:t>
+      </w:r>
       <w:r>
         <w:rPr>
           <w:i w:val="0"/>
           <w:iCs w:val="0"/>
         </w:rPr>
-        <w:t xml:space="preserve"> long term response. </w:t>
-      </w:r>
-      <w:proofErr w:type="gramStart"/>
+        <w:t xml:space="preserve"> and the second method was providing a repeated step input to observe the systems long term response. </w:t>
+      </w:r>
       <w:r>
         <w:rPr>
           <w:i w:val="0"/>
           <w:iCs w:val="0"/>
         </w:rPr>
-        <w:t>Both of these</w:t>
-      </w:r>
-      <w:proofErr w:type="gramEnd"/>
+        <w:t>Both</w:t>
+      </w:r>
       <w:r>
         <w:rPr>
           <w:i w:val="0"/>
@@ -5963,11 +5963,9 @@
         <w:tab/>
         <w:t xml:space="preserve">Overall, the data matched the models well. In the step response shown in Fig 1, the positive step response data aligns very well with the plot of the transfer function. Since this data was taken at a constant low frequency this makes sense because at low frequencies the second pole is not significant compared to the first. At the beginning of the graph the experimental data is flat and has a delay before it starts to climb like the models. This is likely </w:t>
       </w:r>
-      <w:proofErr w:type="gramStart"/>
-      <w:r>
-        <w:t>due to the fact that</w:t>
-      </w:r>
-      <w:proofErr w:type="gramEnd"/>
+      <w:r>
+        <w:t>since</w:t>
+      </w:r>
       <w:r>
         <w:t xml:space="preserve"> the motor was spinning in the opposite direction when it received the step input. There was a small delay due to the momentum in the other direction.</w:t>
       </w:r>
@@ -5992,13 +5990,10 @@
         <w:t>B</w:t>
       </w:r>
       <w:r>
-        <w:t xml:space="preserve">ode plot shown in Fig 2, the experimental data matches the models well until the first pole. Both models start to decrease at the first pole where the experimental data decreases, but the experimental data decreases much faster. That is because there is a second pole that can only be observed </w:t>
-      </w:r>
-      <w:r>
-        <w:t xml:space="preserve">at the higher frequencies that the model is not considering. </w:t>
-      </w:r>
-      <w:r>
-        <w:t xml:space="preserve">The velocity is generated by differentiating the filtered angle measured by the sensor. This differentiation introduces an additional low-pass pole in the measured output. </w:t>
+        <w:t xml:space="preserve">ode plot shown in Fig 2, the experimental data matches the models well until the first pole. Both models start to decrease at the first pole where the experimental data decreases, but the experimental data decreases much faster. That is because there is a second pole that can only be observed at the higher frequencies that the model is not considering. The </w:t>
+      </w:r>
+      <w:r>
+        <w:t xml:space="preserve">velocity is generated by differentiating the filtered angle measured by the sensor. This differentiation introduces an additional low-pass pole in the measured output. </w:t>
       </w:r>
       <w:r>
         <w:t>Each p</w:t>
@@ -6006,33 +6001,27 @@
       <w:r>
         <w:t xml:space="preserve">ole </w:t>
       </w:r>
-      <w:proofErr w:type="gramStart"/>
-      <w:r>
-        <w:t>increase</w:t>
-      </w:r>
-      <w:proofErr w:type="gramEnd"/>
+      <w:r>
+        <w:t>increases</w:t>
+      </w:r>
       <w:r>
         <w:t xml:space="preserve"> the slope of a Bode plot </w:t>
       </w:r>
       <w:r>
         <w:t xml:space="preserve">by -20dB/dec magnitude slope and </w:t>
       </w:r>
-      <w:proofErr w:type="gramStart"/>
-      <w:r>
-        <w:t>-90 degree</w:t>
-      </w:r>
-      <w:proofErr w:type="gramEnd"/>
+      <w:r>
+        <w:t>-90-degree</w:t>
+      </w:r>
       <w:r>
         <w:t xml:space="preserve"> phase </w:t>
       </w:r>
       <w:r>
         <w:t xml:space="preserve">so these additional poles are not considered in the model. </w:t>
       </w:r>
-      <w:proofErr w:type="gramStart"/>
-      <w:r>
-        <w:t>Both of these</w:t>
-      </w:r>
-      <w:proofErr w:type="gramEnd"/>
+      <w:r>
+        <w:t>Both</w:t>
+      </w:r>
       <w:r>
         <w:t xml:space="preserve"> effects combined explain why the model does not decrease as quickly as the experimental data does on the Bode plot. </w:t>
       </w:r>
@@ -6103,15 +6092,7 @@
         <w:t xml:space="preserve">, the actual voltage could be measured instead of the command to </w:t>
       </w:r>
       <w:r>
-        <w:t xml:space="preserve">improve the input accuracy. The delay between the direction reversals could be factored </w:t>
-      </w:r>
-      <w:proofErr w:type="gramStart"/>
-      <w:r>
-        <w:t>into the measurements</w:t>
-      </w:r>
-      <w:proofErr w:type="gramEnd"/>
-      <w:r>
-        <w:t xml:space="preserve"> to delay data collection until the system is ready to respond. The step experiment could be conducted on multiple frequencies and amplitudes to confirm the same values of gain and time constant. The frequency experiment could also be performed on more amplitudes to reduce uncertainty in the gain and time constant. </w:t>
+        <w:t xml:space="preserve">improve the input accuracy. The delay between the direction reversals could be factored into the measurements to delay data collection until the system is ready to respond. The step experiment could be conducted on multiple frequencies and amplitudes to confirm the same values of gain and time constant. The frequency experiment could also be performed on more amplitudes to reduce uncertainty in the gain and time constant. </w:t>
       </w:r>
     </w:p>
     <w:p>
@@ -6134,20 +6115,12 @@
           <w:numId w:val="19"/>
         </w:numPr>
       </w:pPr>
-    </w:p>
-    <w:p>
-      <w:pPr>
-        <w:numPr>
-          <w:ilvl w:val="0"/>
-          <w:numId w:val="19"/>
-        </w:numPr>
-      </w:pPr>
       <w:r>
         <w:rPr>
           <w:sz w:val="16"/>
           <w:szCs w:val="16"/>
         </w:rPr>
-        <w:t xml:space="preserve"> “Motor–Flywheel DAQ &amp; Control (LabVIEW VI),” unpublished.</w:t>
+        <w:t>“Motor–Flywheel DAQ &amp; Control (LabVIEW VI),” unpublished.</w:t>
       </w:r>
     </w:p>
     <w:sectPr>
@@ -7447,6 +7420,7 @@
   <w:style w:type="character" w:default="1" w:styleId="DefaultParagraphFont">
     <w:name w:val="Default Paragraph Font"/>
     <w:uiPriority w:val="1"/>
+    <w:semiHidden/>
     <w:unhideWhenUsed/>
   </w:style>
   <w:style w:type="table" w:default="1" w:styleId="TableNormal">
